--- a/pr-preview/pr-226/chapters/conciseness.docx
+++ b/pr-preview/pr-226/chapters/conciseness.docx
@@ -15,7 +15,7 @@
         <w:pStyle w:val="Date"/>
       </w:pPr>
       <w:r>
-        <w:t xml:space="preserve">Last modified: 2026-10-16 02:57:01 (PDT)</w:t>
+        <w:t xml:space="preserve">Last modified: 2026-10-16 03:53:59 (PDT)</w:t>
       </w:r>
     </w:p>
     <w:tbl>
@@ -533,13 +533,13 @@
       </w:r>
     </w:p>
     <w:bookmarkEnd w:id="13"/>
-    <w:bookmarkStart w:id="15" w:name="write-in-the-active-voice"/>
+    <w:bookmarkStart w:id="14" w:name="make-every-word-tell"/>
     <w:p>
       <w:pPr>
         <w:pStyle w:val="Heading2"/>
       </w:pPr>
       <w:r>
-        <w:t xml:space="preserve">2 Write in the active voice</w:t>
+        <w:t xml:space="preserve">2 Make every word tell</w:t>
       </w:r>
     </w:p>
     <w:p>
@@ -547,12 +547,274 @@
         <w:pStyle w:val="FirstParagraph"/>
       </w:pPr>
       <w:r>
+        <w:t xml:space="preserve">Strunk’s rule 13 states the principle:</w:t>
+      </w:r>
+      <w:r>
+        <w:t xml:space="preserve"> </w:t>
+      </w:r>
+      <w:r>
+        <w:t xml:space="preserve">“Vigorous writing is concise.</w:t>
+      </w:r>
+      <w:r>
+        <w:t xml:space="preserve"> </w:t>
+      </w:r>
+      <w:r>
+        <w:t xml:space="preserve">A sentence should contain no unnecessary words,</w:t>
+      </w:r>
+      <w:r>
+        <w:t xml:space="preserve"> </w:t>
+      </w:r>
+      <w:r>
+        <w:t xml:space="preserve">a paragraph no unnecessary sentences,</w:t>
+      </w:r>
+      <w:r>
+        <w:t xml:space="preserve"> </w:t>
+      </w:r>
+      <w:r>
+        <w:t xml:space="preserve">for the same reason that a drawing should have no unnecessary lines</w:t>
+      </w:r>
+      <w:r>
+        <w:t xml:space="preserve"> </w:t>
+      </w:r>
+      <w:r>
+        <w:t xml:space="preserve">and a machine no unnecessary parts.”</w:t>
+      </w:r>
+      <w:r>
+        <w:t xml:space="preserve"> </w:t>
+      </w:r>
+      <w:r>
+        <w:t xml:space="preserve">He adds that this</w:t>
+      </w:r>
+      <w:r>
+        <w:t xml:space="preserve"> </w:t>
+      </w:r>
+      <w:r>
+        <w:t xml:space="preserve">“requires not that the writer make all his sentences short,</w:t>
+      </w:r>
+      <w:r>
+        <w:t xml:space="preserve"> </w:t>
+      </w:r>
+      <w:r>
+        <w:t xml:space="preserve">or that he avoid all detail and treat his subjects only in outline,</w:t>
+      </w:r>
+      <w:r>
+        <w:t xml:space="preserve"> </w:t>
+      </w:r>
+      <w:r>
+        <w:t xml:space="preserve">but that he make every word tell”</w:t>
+      </w:r>
+      <w:r>
+        <w:t xml:space="preserve"> </w:t>
+      </w:r>
+      <w:r>
+        <w:t xml:space="preserve">(Strunk 1920, rule 13)</w:t>
+      </w:r>
+      <w:r>
+        <w:t xml:space="preserve">.</w:t>
+      </w:r>
+    </w:p>
+    <w:p>
+      <w:pPr>
+        <w:pStyle w:val="BodyText"/>
+      </w:pPr>
+      <w:r>
+        <w:t xml:space="preserve">Strunk’s examples of expressions that waste words:</w:t>
+      </w:r>
+    </w:p>
+    <w:p>
+      <w:pPr>
+        <w:pStyle w:val="Compact"/>
+        <w:numPr>
+          <w:ilvl w:val="0"/>
+          <w:numId w:val="1006"/>
+        </w:numPr>
+      </w:pPr>
+      <w:r>
+        <w:t xml:space="preserve">“the question as to whether”</w:t>
+      </w:r>
+      <w:r>
+        <w:t xml:space="preserve"> </w:t>
+      </w:r>
+      <w:r>
+        <w:t xml:space="preserve">→</w:t>
+      </w:r>
+      <w:r>
+        <w:t xml:space="preserve"> </w:t>
+      </w:r>
+      <w:r>
+        <w:t xml:space="preserve">“whether”</w:t>
+      </w:r>
+    </w:p>
+    <w:p>
+      <w:pPr>
+        <w:pStyle w:val="Compact"/>
+        <w:numPr>
+          <w:ilvl w:val="0"/>
+          <w:numId w:val="1006"/>
+        </w:numPr>
+      </w:pPr>
+      <w:r>
+        <w:t xml:space="preserve">“used for fuel purposes”</w:t>
+      </w:r>
+      <w:r>
+        <w:t xml:space="preserve"> </w:t>
+      </w:r>
+      <w:r>
+        <w:t xml:space="preserve">→</w:t>
+      </w:r>
+      <w:r>
+        <w:t xml:space="preserve"> </w:t>
+      </w:r>
+      <w:r>
+        <w:t xml:space="preserve">“used for fuel”</w:t>
+      </w:r>
+    </w:p>
+    <w:p>
+      <w:pPr>
+        <w:pStyle w:val="Compact"/>
+        <w:numPr>
+          <w:ilvl w:val="0"/>
+          <w:numId w:val="1006"/>
+        </w:numPr>
+      </w:pPr>
+      <w:r>
+        <w:t xml:space="preserve">“in a hasty manner”</w:t>
+      </w:r>
+      <w:r>
+        <w:t xml:space="preserve"> </w:t>
+      </w:r>
+      <w:r>
+        <w:t xml:space="preserve">→</w:t>
+      </w:r>
+      <w:r>
+        <w:t xml:space="preserve"> </w:t>
+      </w:r>
+      <w:r>
+        <w:t xml:space="preserve">“hastily”</w:t>
+      </w:r>
+    </w:p>
+    <w:p>
+      <w:pPr>
+        <w:pStyle w:val="Compact"/>
+        <w:numPr>
+          <w:ilvl w:val="0"/>
+          <w:numId w:val="1006"/>
+        </w:numPr>
+      </w:pPr>
+      <w:r>
+        <w:t xml:space="preserve">“owing to the fact that”</w:t>
+      </w:r>
+      <w:r>
+        <w:t xml:space="preserve"> </w:t>
+      </w:r>
+      <w:r>
+        <w:t xml:space="preserve">→</w:t>
+      </w:r>
+      <w:r>
+        <w:t xml:space="preserve"> </w:t>
+      </w:r>
+      <w:r>
+        <w:t xml:space="preserve">“since”</w:t>
+      </w:r>
+    </w:p>
+    <w:p>
+      <w:pPr>
+        <w:pStyle w:val="Compact"/>
+        <w:numPr>
+          <w:ilvl w:val="0"/>
+          <w:numId w:val="1006"/>
+        </w:numPr>
+      </w:pPr>
+      <w:r>
+        <w:t xml:space="preserve">“the fact that he had not succeeded”</w:t>
+      </w:r>
+      <w:r>
+        <w:t xml:space="preserve"> </w:t>
+      </w:r>
+      <w:r>
+        <w:t xml:space="preserve">→</w:t>
+      </w:r>
+      <w:r>
+        <w:t xml:space="preserve"> </w:t>
+      </w:r>
+      <w:r>
+        <w:t xml:space="preserve">“his failure”</w:t>
+      </w:r>
+    </w:p>
+    <w:p>
+      <w:pPr>
+        <w:pStyle w:val="Compact"/>
+        <w:numPr>
+          <w:ilvl w:val="0"/>
+          <w:numId w:val="1006"/>
+        </w:numPr>
+      </w:pPr>
+      <w:r>
+        <w:t xml:space="preserve">“His brother, who is a member of the same firm”</w:t>
+      </w:r>
+      <w:r>
+        <w:t xml:space="preserve"> </w:t>
+      </w:r>
+      <w:r>
+        <w:t xml:space="preserve">→</w:t>
+      </w:r>
+      <w:r>
+        <w:t xml:space="preserve"> </w:t>
+      </w:r>
+      <w:r>
+        <w:t xml:space="preserve">“His brother, a member of the same firm”</w:t>
+      </w:r>
+    </w:p>
+    <w:p>
+      <w:pPr>
+        <w:pStyle w:val="FirstParagraph"/>
+      </w:pPr>
+      <w:r>
+        <w:t xml:space="preserve">The same rule applies to statistical writing:</w:t>
+      </w:r>
+      <w:r>
+        <w:t xml:space="preserve"> </w:t>
+      </w:r>
+      <w:r>
+        <w:t xml:space="preserve">“We conducted an analysis of the data to determine whether there is an association between smoking and lung cancer”</w:t>
+      </w:r>
+      <w:r>
+        <w:t xml:space="preserve"> </w:t>
+      </w:r>
+      <w:r>
+        <w:t xml:space="preserve">becomes</w:t>
+      </w:r>
+      <w:r>
+        <w:t xml:space="preserve"> </w:t>
+      </w:r>
+      <w:r>
+        <w:t xml:space="preserve">“We tested whether smoking is associated with lung cancer”</w:t>
+      </w:r>
+      <w:r>
+        <w:t xml:space="preserve">.</w:t>
+      </w:r>
+    </w:p>
+    <w:bookmarkEnd w:id="14"/>
+    <w:bookmarkStart w:id="16" w:name="write-in-the-active-voice"/>
+    <w:p>
+      <w:pPr>
+        <w:pStyle w:val="Heading2"/>
+      </w:pPr>
+      <w:r>
+        <w:t xml:space="preserve">3 Write in the active voice</w:t>
+      </w:r>
+    </w:p>
+    <w:p>
+      <w:pPr>
+        <w:pStyle w:val="FirstParagraph"/>
+      </w:pPr>
+      <w:r>
         <w:t xml:space="preserve">Use the</w:t>
       </w:r>
       <w:r>
         <w:t xml:space="preserve"> </w:t>
       </w:r>
-      <w:hyperlink r:id="rId14">
+      <w:hyperlink r:id="rId15">
         <w:r>
           <w:rPr>
             <w:rStyle w:val="Hyperlink"/>
@@ -592,7 +854,7 @@
         <w:pStyle w:val="Compact"/>
         <w:numPr>
           <w:ilvl w:val="0"/>
-          <w:numId w:val="1006"/>
+          <w:numId w:val="1007"/>
         </w:numPr>
       </w:pPr>
       <w:r>
@@ -624,83 +886,6 @@
       </w:r>
       <w:r>
         <w:t xml:space="preserve">.</w:t>
-      </w:r>
-    </w:p>
-    <w:p>
-      <w:pPr>
-        <w:pStyle w:val="Compact"/>
-        <w:numPr>
-          <w:ilvl w:val="0"/>
-          <w:numId w:val="1006"/>
-        </w:numPr>
-      </w:pPr>
-      <w:r>
-        <w:t xml:space="preserve">Use</w:t>
-      </w:r>
-      <w:r>
-        <w:t xml:space="preserve"> </w:t>
-      </w:r>
-      <w:r>
-        <w:t xml:space="preserve">“we”</w:t>
-      </w:r>
-      <w:r>
-        <w:t xml:space="preserve"> </w:t>
-      </w:r>
-      <w:r>
-        <w:t xml:space="preserve">when the author and the reader work through an argument together, as in</w:t>
-      </w:r>
-      <w:r>
-        <w:t xml:space="preserve"> </w:t>
-      </w:r>
-      <w:r>
-        <w:t xml:space="preserve">“we now compute the gradient”</w:t>
-      </w:r>
-      <w:r>
-        <w:t xml:space="preserve">.</w:t>
-      </w:r>
-    </w:p>
-    <w:p>
-      <w:pPr>
-        <w:pStyle w:val="BlockText"/>
-      </w:pPr>
-      <w:r>
-        <w:t xml:space="preserve">❌ The minimum was found exactly, and the model was chosen by eye.</w:t>
-      </w:r>
-    </w:p>
-    <w:p>
-      <w:pPr>
-        <w:pStyle w:val="BlockText"/>
-      </w:pPr>
-      <w:r>
-        <w:t xml:space="preserve">✅ We found the minimum exactly, and we chose the model by eye.</w:t>
-      </w:r>
-      <w:r>
-        <w:t xml:space="preserve"> </w:t>
-      </w:r>
-      <w:r>
-        <w:t xml:space="preserve">(The author and reader work through the example together.)</w:t>
-      </w:r>
-    </w:p>
-    <w:p>
-      <w:pPr>
-        <w:pStyle w:val="BlockText"/>
-      </w:pPr>
-      <w:r>
-        <w:t xml:space="preserve">✅ I chose the model by eye, because the study had five points.</w:t>
-      </w:r>
-      <w:r>
-        <w:t xml:space="preserve"> </w:t>
-      </w:r>
-      <w:r>
-        <w:t xml:space="preserve">(A single author reports a choice.)</w:t>
-      </w:r>
-    </w:p>
-    <w:p>
-      <w:pPr>
-        <w:pStyle w:val="FirstParagraph"/>
-      </w:pPr>
-      <w:r>
-        <w:t xml:space="preserve">Passive voice is the right choice in a few cases:</w:t>
       </w:r>
     </w:p>
     <w:p>
@@ -712,13 +897,72 @@
         </w:numPr>
       </w:pPr>
       <w:r>
-        <w:t xml:space="preserve">The actor is unknown or does not matter, as in</w:t>
-      </w:r>
-      <w:r>
-        <w:t xml:space="preserve"> </w:t>
-      </w:r>
-      <w:r>
-        <w:t xml:space="preserve">“The samples were contaminated.”</w:t>
+        <w:t xml:space="preserve">Use</w:t>
+      </w:r>
+      <w:r>
+        <w:t xml:space="preserve"> </w:t>
+      </w:r>
+      <w:r>
+        <w:t xml:space="preserve">“we”</w:t>
+      </w:r>
+      <w:r>
+        <w:t xml:space="preserve"> </w:t>
+      </w:r>
+      <w:r>
+        <w:t xml:space="preserve">when the author and the reader work through an argument together, as in</w:t>
+      </w:r>
+      <w:r>
+        <w:t xml:space="preserve"> </w:t>
+      </w:r>
+      <w:r>
+        <w:t xml:space="preserve">“we now compute the gradient”</w:t>
+      </w:r>
+      <w:r>
+        <w:t xml:space="preserve">.</w:t>
+      </w:r>
+    </w:p>
+    <w:p>
+      <w:pPr>
+        <w:pStyle w:val="BlockText"/>
+      </w:pPr>
+      <w:r>
+        <w:t xml:space="preserve">❌ The minimum was found exactly, and the model was chosen by eye.</w:t>
+      </w:r>
+    </w:p>
+    <w:p>
+      <w:pPr>
+        <w:pStyle w:val="BlockText"/>
+      </w:pPr>
+      <w:r>
+        <w:t xml:space="preserve">✅ We found the minimum exactly, and we chose the model by eye.</w:t>
+      </w:r>
+      <w:r>
+        <w:t xml:space="preserve"> </w:t>
+      </w:r>
+      <w:r>
+        <w:t xml:space="preserve">(The author and reader work through the example together.)</w:t>
+      </w:r>
+    </w:p>
+    <w:p>
+      <w:pPr>
+        <w:pStyle w:val="BlockText"/>
+      </w:pPr>
+      <w:r>
+        <w:t xml:space="preserve">✅ I chose the model by eye, because the study had five points.</w:t>
+      </w:r>
+      <w:r>
+        <w:t xml:space="preserve"> </w:t>
+      </w:r>
+      <w:r>
+        <w:t xml:space="preserve">(A single author reports a choice.)</w:t>
+      </w:r>
+    </w:p>
+    <w:p>
+      <w:pPr>
+        <w:pStyle w:val="FirstParagraph"/>
+      </w:pPr>
+      <w:r>
+        <w:t xml:space="preserve">Passive voice is the right choice in a few cases:</w:t>
       </w:r>
     </w:p>
     <w:p>
@@ -726,11 +970,17 @@
         <w:pStyle w:val="Compact"/>
         <w:numPr>
           <w:ilvl w:val="0"/>
-          <w:numId w:val="1007"/>
+          <w:numId w:val="1008"/>
         </w:numPr>
       </w:pPr>
       <w:r>
-        <w:t xml:space="preserve">The receiver of the action is the topic of the paragraph, and the sentence is easier to follow with it as the subject.</w:t>
+        <w:t xml:space="preserve">The actor is unknown or does not matter, as in</w:t>
+      </w:r>
+      <w:r>
+        <w:t xml:space="preserve"> </w:t>
+      </w:r>
+      <w:r>
+        <w:t xml:space="preserve">“The samples were contaminated.”</w:t>
       </w:r>
     </w:p>
     <w:p>
@@ -738,10 +988,22 @@
         <w:pStyle w:val="Compact"/>
         <w:numPr>
           <w:ilvl w:val="0"/>
-          <w:numId w:val="1007"/>
+          <w:numId w:val="1008"/>
         </w:numPr>
       </w:pPr>
       <w:r>
+        <w:t xml:space="preserve">The receiver of the action is the topic of the paragraph, and the sentence is easier to follow with it as the subject.</w:t>
+      </w:r>
+    </w:p>
+    <w:p>
+      <w:pPr>
+        <w:pStyle w:val="Compact"/>
+        <w:numPr>
+          <w:ilvl w:val="0"/>
+          <w:numId w:val="1008"/>
+        </w:numPr>
+      </w:pPr>
+      <w:r>
         <w:t xml:space="preserve">The actor would be a vague</w:t>
       </w:r>
       <w:r>
@@ -774,14 +1036,14 @@
         <w:t xml:space="preserve">When none of these applies, rewrite the sentence with an active verb.</w:t>
       </w:r>
     </w:p>
-    <w:bookmarkEnd w:id="15"/>
-    <w:bookmarkStart w:id="16" w:name="lead-with-the-subject"/>
+    <w:bookmarkEnd w:id="16"/>
+    <w:bookmarkStart w:id="17" w:name="lead-with-the-subject"/>
     <w:p>
       <w:pPr>
         <w:pStyle w:val="Heading2"/>
       </w:pPr>
       <w:r>
-        <w:t xml:space="preserve">3 Lead with the subject</w:t>
+        <w:t xml:space="preserve">4 Lead with the subject</w:t>
       </w:r>
     </w:p>
     <w:p>
@@ -906,14 +1168,14 @@
         <w:t xml:space="preserve">.</w:t>
       </w:r>
     </w:p>
-    <w:bookmarkEnd w:id="16"/>
-    <w:bookmarkStart w:id="18" w:name="limit-complex-sentence-structures"/>
+    <w:bookmarkEnd w:id="17"/>
+    <w:bookmarkStart w:id="19" w:name="limit-complex-sentence-structures"/>
     <w:p>
       <w:pPr>
         <w:pStyle w:val="Heading2"/>
       </w:pPr>
       <w:r>
-        <w:t xml:space="preserve">4 Limit complex sentence structures</w:t>
+        <w:t xml:space="preserve">5 Limit complex sentence structures</w:t>
       </w:r>
     </w:p>
     <w:p>
@@ -1016,7 +1278,7 @@
         <w:t xml:space="preserve">each carrying one main idea.</w:t>
       </w:r>
     </w:p>
-    <w:bookmarkStart w:id="17" w:name="exm-nested-clauses"/>
+    <w:bookmarkStart w:id="18" w:name="exm-nested-clauses"/>
     <w:p>
       <w:pPr>
         <w:pStyle w:val="BodyText"/>
@@ -1077,15 +1339,15 @@
         <w:t xml:space="preserve">so the reader can absorb each idea before moving on.</w:t>
       </w:r>
     </w:p>
-    <w:bookmarkEnd w:id="17"/>
     <w:bookmarkEnd w:id="18"/>
-    <w:bookmarkStart w:id="20" w:name="X831e99641ea6e3d916f49fb78be48dc576ff061"/>
+    <w:bookmarkEnd w:id="19"/>
+    <w:bookmarkStart w:id="21" w:name="X831e99641ea6e3d916f49fb78be48dc576ff061"/>
     <w:p>
       <w:pPr>
         <w:pStyle w:val="Heading2"/>
       </w:pPr>
       <w:r>
-        <w:t xml:space="preserve">5 Do not rule out readings no reader would make</w:t>
+        <w:t xml:space="preserve">6 Do not rule out readings no reader would make</w:t>
       </w:r>
     </w:p>
     <w:p>
@@ -1126,7 +1388,7 @@
         <w:t xml:space="preserve">and can plant the confusion it was meant to prevent.</w:t>
       </w:r>
     </w:p>
-    <w:bookmarkStart w:id="19" w:name="exm-gratuitous-disclaimer"/>
+    <w:bookmarkStart w:id="20" w:name="exm-gratuitous-disclaimer"/>
     <w:p>
       <w:pPr>
         <w:pStyle w:val="BodyText"/>
@@ -1211,7 +1473,7 @@
         <w:t xml:space="preserve">that the reader would not otherwise have considered.</w:t>
       </w:r>
     </w:p>
-    <w:bookmarkEnd w:id="19"/>
+    <w:bookmarkEnd w:id="20"/>
     <w:p>
       <w:pPr>
         <w:pStyle w:val="BodyText"/>
@@ -1282,14 +1544,14 @@
         <w:t xml:space="preserve">a report for clinicians might.</w:t>
       </w:r>
     </w:p>
-    <w:bookmarkEnd w:id="20"/>
-    <w:bookmarkStart w:id="22" w:name="avoid-double-negatives"/>
+    <w:bookmarkEnd w:id="21"/>
+    <w:bookmarkStart w:id="23" w:name="avoid-double-negatives"/>
     <w:p>
       <w:pPr>
         <w:pStyle w:val="Heading2"/>
       </w:pPr>
       <w:r>
-        <w:t xml:space="preserve">6 Avoid double negatives</w:t>
+        <w:t xml:space="preserve">7 Avoid double negatives</w:t>
       </w:r>
     </w:p>
     <w:p>
@@ -1311,7 +1573,7 @@
         <w:pStyle w:val="Compact"/>
         <w:numPr>
           <w:ilvl w:val="0"/>
-          <w:numId w:val="1008"/>
+          <w:numId w:val="1009"/>
         </w:numPr>
       </w:pPr>
       <w:r>
@@ -1323,7 +1585,7 @@
         <w:pStyle w:val="Compact"/>
         <w:numPr>
           <w:ilvl w:val="0"/>
-          <w:numId w:val="1008"/>
+          <w:numId w:val="1009"/>
         </w:numPr>
       </w:pPr>
       <w:r>
@@ -1335,7 +1597,7 @@
         <w:pStyle w:val="Compact"/>
         <w:numPr>
           <w:ilvl w:val="0"/>
-          <w:numId w:val="1008"/>
+          <w:numId w:val="1009"/>
         </w:numPr>
       </w:pPr>
       <w:r>
@@ -1400,7 +1662,7 @@
         <w:t xml:space="preserve">and it is the standard wording for a test result.</w:t>
       </w:r>
     </w:p>
-    <w:bookmarkStart w:id="21" w:name="exm-double-negative"/>
+    <w:bookmarkStart w:id="22" w:name="exm-double-negative"/>
     <w:p>
       <w:pPr>
         <w:pStyle w:val="BodyText"/>
@@ -1490,15 +1752,15 @@
         <w:t xml:space="preserve">Choose the one you mean.</w:t>
       </w:r>
     </w:p>
-    <w:bookmarkEnd w:id="21"/>
     <w:bookmarkEnd w:id="22"/>
-    <w:bookmarkStart w:id="25" w:name="Xa757197b9b942a803dc05820332a104a8aaeee4"/>
+    <w:bookmarkEnd w:id="23"/>
+    <w:bookmarkStart w:id="26" w:name="Xa757197b9b942a803dc05820332a104a8aaeee4"/>
     <w:p>
       <w:pPr>
         <w:pStyle w:val="Heading2"/>
       </w:pPr>
       <w:r>
-        <w:t xml:space="preserve">7 Write about the subject, not about the text</w:t>
+        <w:t xml:space="preserve">8 Write about the subject, not about the text</w:t>
       </w:r>
     </w:p>
     <w:p>
@@ -1520,7 +1782,7 @@
         <w:pStyle w:val="Compact"/>
         <w:numPr>
           <w:ilvl w:val="0"/>
-          <w:numId w:val="1009"/>
+          <w:numId w:val="1010"/>
         </w:numPr>
       </w:pPr>
       <w:r>
@@ -1532,7 +1794,7 @@
         <w:pStyle w:val="Compact"/>
         <w:numPr>
           <w:ilvl w:val="0"/>
-          <w:numId w:val="1009"/>
+          <w:numId w:val="1010"/>
         </w:numPr>
       </w:pPr>
       <w:r>
@@ -1544,7 +1806,7 @@
         <w:pStyle w:val="Compact"/>
         <w:numPr>
           <w:ilvl w:val="0"/>
-          <w:numId w:val="1009"/>
+          <w:numId w:val="1010"/>
         </w:numPr>
       </w:pPr>
       <w:r>
@@ -1573,7 +1835,7 @@
       <w:r>
         <w:t xml:space="preserve"> </w:t>
       </w:r>
-      <w:hyperlink r:id="rId23">
+      <w:hyperlink r:id="rId24">
         <w:r>
           <w:rPr>
             <w:rStyle w:val="Hyperlink"/>
@@ -1597,7 +1859,7 @@
         <w:t xml:space="preserve">.</w:t>
       </w:r>
     </w:p>
-    <w:bookmarkStart w:id="24" w:name="exm-self-referential"/>
+    <w:bookmarkStart w:id="25" w:name="exm-self-referential"/>
     <w:p>
       <w:pPr>
         <w:pStyle w:val="BodyText"/>
@@ -1696,15 +1958,15 @@
         <w:t xml:space="preserve">instead of saying that it changes something.</w:t>
       </w:r>
     </w:p>
-    <w:bookmarkEnd w:id="24"/>
     <w:bookmarkEnd w:id="25"/>
-    <w:bookmarkStart w:id="27" w:name="do-not-overexplain"/>
+    <w:bookmarkEnd w:id="26"/>
+    <w:bookmarkStart w:id="28" w:name="do-not-overexplain"/>
     <w:p>
       <w:pPr>
         <w:pStyle w:val="Heading2"/>
       </w:pPr>
       <w:r>
-        <w:t xml:space="preserve">8 Do not overexplain</w:t>
+        <w:t xml:space="preserve">9 Do not overexplain</w:t>
       </w:r>
     </w:p>
     <w:p>
@@ -1721,7 +1983,7 @@
         <w:t xml:space="preserve">Cut a qualifier, a restatement or a reason that the words before it already imply.</w:t>
       </w:r>
     </w:p>
-    <w:bookmarkStart w:id="26" w:name="exm-overexplain"/>
+    <w:bookmarkStart w:id="27" w:name="exm-overexplain"/>
     <w:p>
       <w:pPr>
         <w:pStyle w:val="BodyText"/>
@@ -1782,15 +2044,15 @@
         <w:t xml:space="preserve">The second is complete.</w:t>
       </w:r>
     </w:p>
-    <w:bookmarkEnd w:id="26"/>
     <w:bookmarkEnd w:id="27"/>
-    <w:bookmarkStart w:id="34" w:name="put-lists-in-bullet-points"/>
+    <w:bookmarkEnd w:id="28"/>
+    <w:bookmarkStart w:id="35" w:name="put-lists-in-bullet-points"/>
     <w:p>
       <w:pPr>
         <w:pStyle w:val="Heading2"/>
       </w:pPr>
       <w:r>
-        <w:t xml:space="preserve">9 Put lists in bullet points</w:t>
+        <w:t xml:space="preserve">10 Put lists in bullet points</w:t>
       </w:r>
     </w:p>
     <w:p>
@@ -1920,7 +2182,7 @@
         <w:pStyle w:val="Compact"/>
         <w:numPr>
           <w:ilvl w:val="0"/>
-          <w:numId w:val="1010"/>
+          <w:numId w:val="1011"/>
         </w:numPr>
       </w:pPr>
       <w:r>
@@ -1938,7 +2200,7 @@
         <w:pStyle w:val="Compact"/>
         <w:numPr>
           <w:ilvl w:val="0"/>
-          <w:numId w:val="1010"/>
+          <w:numId w:val="1011"/>
         </w:numPr>
       </w:pPr>
       <w:r>
@@ -1956,7 +2218,7 @@
         <w:pStyle w:val="Compact"/>
         <w:numPr>
           <w:ilvl w:val="0"/>
-          <w:numId w:val="1010"/>
+          <w:numId w:val="1011"/>
         </w:numPr>
       </w:pPr>
       <w:r>
@@ -1978,7 +2240,7 @@
         <w:t xml:space="preserve">.</w:t>
       </w:r>
     </w:p>
-    <w:bookmarkStart w:id="28" w:name="exm-bullet-lists"/>
+    <w:bookmarkStart w:id="29" w:name="exm-bullet-lists"/>
     <w:p>
       <w:pPr>
         <w:pStyle w:val="FirstParagraph"/>
@@ -2018,7 +2280,7 @@
         <w:pStyle w:val="Compact"/>
         <w:numPr>
           <w:ilvl w:val="0"/>
-          <w:numId w:val="1011"/>
+          <w:numId w:val="1012"/>
         </w:numPr>
       </w:pPr>
       <w:r>
@@ -2030,7 +2292,7 @@
         <w:pStyle w:val="Compact"/>
         <w:numPr>
           <w:ilvl w:val="0"/>
-          <w:numId w:val="1011"/>
+          <w:numId w:val="1012"/>
         </w:numPr>
       </w:pPr>
       <w:r>
@@ -2042,7 +2304,7 @@
         <w:pStyle w:val="Compact"/>
         <w:numPr>
           <w:ilvl w:val="0"/>
-          <w:numId w:val="1011"/>
+          <w:numId w:val="1012"/>
         </w:numPr>
       </w:pPr>
       <w:r>
@@ -2063,8 +2325,8 @@
         <w:t xml:space="preserve">so the reader sees at a glance that there are three.</w:t>
       </w:r>
     </w:p>
-    <w:bookmarkEnd w:id="28"/>
-    <w:bookmarkStart w:id="32" w:name="exm-resource-lists"/>
+    <w:bookmarkEnd w:id="29"/>
+    <w:bookmarkStart w:id="33" w:name="exm-resource-lists"/>
     <w:p>
       <w:pPr>
         <w:pStyle w:val="BodyText"/>
@@ -2093,7 +2355,7 @@
       <w:r>
         <w:t xml:space="preserve"> </w:t>
       </w:r>
-      <w:hyperlink r:id="rId29">
+      <w:hyperlink r:id="rId30">
         <w:r>
           <w:rPr>
             <w:rStyle w:val="Hyperlink"/>
@@ -2107,7 +2369,7 @@
       <w:r>
         <w:t xml:space="preserve"> </w:t>
       </w:r>
-      <w:hyperlink r:id="rId30">
+      <w:hyperlink r:id="rId31">
         <w:r>
           <w:rPr>
             <w:rStyle w:val="Hyperlink"/>
@@ -2132,7 +2394,7 @@
         <w:pStyle w:val="Compact"/>
         <w:numPr>
           <w:ilvl w:val="0"/>
-          <w:numId w:val="1012"/>
+          <w:numId w:val="1013"/>
         </w:numPr>
       </w:pPr>
       <w:r>
@@ -2141,7 +2403,7 @@
       <w:r>
         <w:t xml:space="preserve"> </w:t>
       </w:r>
-      <w:hyperlink r:id="rId29">
+      <w:hyperlink r:id="rId30">
         <w:r>
           <w:rPr>
             <w:rStyle w:val="Hyperlink"/>
@@ -2158,7 +2420,7 @@
         <w:pStyle w:val="Compact"/>
         <w:numPr>
           <w:ilvl w:val="0"/>
-          <w:numId w:val="1012"/>
+          <w:numId w:val="1013"/>
         </w:numPr>
       </w:pPr>
       <w:r>
@@ -2167,7 +2429,7 @@
       <w:r>
         <w:t xml:space="preserve"> </w:t>
       </w:r>
-      <w:hyperlink r:id="rId30">
+      <w:hyperlink r:id="rId31">
         <w:r>
           <w:rPr>
             <w:rStyle w:val="Hyperlink"/>
@@ -2189,7 +2451,7 @@
       <w:r>
         <w:t xml:space="preserve"> </w:t>
       </w:r>
-      <w:hyperlink r:id="rId31">
+      <w:hyperlink r:id="rId32">
         <w:r>
           <w:rPr>
             <w:rStyle w:val="Hyperlink"/>
@@ -2213,8 +2475,8 @@
         <w:t xml:space="preserve">so the reader can pick one without parsing the paragraph.</w:t>
       </w:r>
     </w:p>
-    <w:bookmarkEnd w:id="32"/>
-    <w:bookmarkStart w:id="33" w:name="exm-numbered-lists"/>
+    <w:bookmarkEnd w:id="33"/>
+    <w:bookmarkStart w:id="34" w:name="exm-numbered-lists"/>
     <w:p>
       <w:pPr>
         <w:pStyle w:val="BodyText"/>
@@ -2288,7 +2550,7 @@
         <w:pStyle w:val="Compact"/>
         <w:numPr>
           <w:ilvl w:val="0"/>
-          <w:numId w:val="1013"/>
+          <w:numId w:val="1014"/>
         </w:numPr>
       </w:pPr>
       <w:r>
@@ -2300,7 +2562,7 @@
         <w:pStyle w:val="Compact"/>
         <w:numPr>
           <w:ilvl w:val="0"/>
-          <w:numId w:val="1013"/>
+          <w:numId w:val="1014"/>
         </w:numPr>
       </w:pPr>
       <w:r>
@@ -2321,15 +2583,15 @@
         <w:t xml:space="preserve">and the loop condition moves into the introducing sentence.</w:t>
       </w:r>
     </w:p>
-    <w:bookmarkEnd w:id="33"/>
     <w:bookmarkEnd w:id="34"/>
-    <w:bookmarkStart w:id="40" w:name="examples-of-concise-writing"/>
+    <w:bookmarkEnd w:id="35"/>
+    <w:bookmarkStart w:id="43" w:name="examples-of-concise-writing"/>
     <w:p>
       <w:pPr>
         <w:pStyle w:val="Heading2"/>
       </w:pPr>
       <w:r>
-        <w:t xml:space="preserve">10 Examples of concise writing</w:t>
+        <w:t xml:space="preserve">11 Examples of concise writing</w:t>
       </w:r>
     </w:p>
     <w:p>
@@ -2420,8 +2682,45 @@
         <w:t xml:space="preserve">.</w:t>
       </w:r>
     </w:p>
-    <w:bookmarkStart w:id="39" w:name="refs"/>
-    <w:bookmarkStart w:id="36" w:name="ref-hemingway_style"/>
+    <w:bookmarkStart w:id="42" w:name="refs"/>
+    <w:bookmarkStart w:id="37" w:name="ref-strunk1920elements"/>
+    <w:p>
+      <w:pPr>
+        <w:pStyle w:val="Bibliography"/>
+      </w:pPr>
+      <w:r>
+        <w:t xml:space="preserve">Strunk, William, Jr. 1920.</w:t>
+      </w:r>
+      <w:r>
+        <w:t xml:space="preserve"> </w:t>
+      </w:r>
+      <w:r>
+        <w:rPr>
+          <w:i/>
+          <w:iCs/>
+        </w:rPr>
+        <w:t xml:space="preserve">The Elements of Style</w:t>
+      </w:r>
+      <w:r>
+        <w:t xml:space="preserve">. Harcourt, Brace; Howe.</w:t>
+      </w:r>
+      <w:r>
+        <w:t xml:space="preserve"> </w:t>
+      </w:r>
+      <w:hyperlink r:id="rId36">
+        <w:r>
+          <w:rPr>
+            <w:rStyle w:val="Hyperlink"/>
+          </w:rPr>
+          <w:t xml:space="preserve">https://www.gutenberg.org/ebooks/37134</w:t>
+        </w:r>
+      </w:hyperlink>
+      <w:r>
+        <w:t xml:space="preserve">.</w:t>
+      </w:r>
+    </w:p>
+    <w:bookmarkEnd w:id="37"/>
+    <w:bookmarkStart w:id="39" w:name="ref-hemingway_style"/>
     <w:p>
       <w:pPr>
         <w:pStyle w:val="Bibliography"/>
@@ -2480,7 +2779,7 @@
       <w:r>
         <w:t xml:space="preserve"> </w:t>
       </w:r>
-      <w:hyperlink r:id="rId35">
+      <w:hyperlink r:id="rId38">
         <w:r>
           <w:rPr>
             <w:rStyle w:val="Hyperlink"/>
@@ -2492,8 +2791,8 @@
         <w:t xml:space="preserve">.</w:t>
       </w:r>
     </w:p>
-    <w:bookmarkEnd w:id="36"/>
-    <w:bookmarkStart w:id="38" w:name="ref-caesar_gallic"/>
+    <w:bookmarkEnd w:id="39"/>
+    <w:bookmarkStart w:id="41" w:name="ref-caesar_gallic"/>
     <w:p>
       <w:pPr>
         <w:pStyle w:val="Bibliography"/>
@@ -2552,7 +2851,7 @@
       <w:r>
         <w:t xml:space="preserve"> </w:t>
       </w:r>
-      <w:hyperlink r:id="rId37">
+      <w:hyperlink r:id="rId40">
         <w:r>
           <w:rPr>
             <w:rStyle w:val="Hyperlink"/>
@@ -2564,9 +2863,9 @@
         <w:t xml:space="preserve">.</w:t>
       </w:r>
     </w:p>
-    <w:bookmarkEnd w:id="38"/>
-    <w:bookmarkEnd w:id="39"/>
-    <w:bookmarkEnd w:id="40"/>
+    <w:bookmarkEnd w:id="41"/>
+    <w:bookmarkEnd w:id="42"/>
+    <w:bookmarkEnd w:id="43"/>
     <w:sectPr>
       <w:footnotePr>
         <w:numRestart w:val="eachSect"/>
@@ -2905,6 +3204,9 @@
     <w:abstractNumId w:val="991"/>
   </w:num>
   <w:num w:numId="1013">
+    <w:abstractNumId w:val="991"/>
+  </w:num>
+  <w:num w:numId="1014">
     <w:abstractNumId w:val="99411"/>
     <w:lvlOverride w:ilvl="0">
       <w:startOverride w:val="1"/>

--- a/pr-preview/pr-226/chapters/conciseness.docx
+++ b/pr-preview/pr-226/chapters/conciseness.docx
@@ -15,7 +15,7 @@
         <w:pStyle w:val="Date"/>
       </w:pPr>
       <w:r>
-        <w:t xml:space="preserve">Last modified: 2026-10-16 03:53:59 (PDT)</w:t>
+        <w:t xml:space="preserve">Last modified: 2026-10-16 04:07:14 (PDT)</w:t>
       </w:r>
     </w:p>
     <w:tbl>

--- a/pr-preview/pr-226/chapters/conciseness.docx
+++ b/pr-preview/pr-226/chapters/conciseness.docx
@@ -15,7 +15,7 @@
         <w:pStyle w:val="Date"/>
       </w:pPr>
       <w:r>
-        <w:t xml:space="preserve">Last modified: 2026-10-16 04:07:14 (PDT)</w:t>
+        <w:t xml:space="preserve">Last modified: 2026-10-16 04:17:41 (PDT)</w:t>
       </w:r>
     </w:p>
     <w:tbl>

--- a/pr-preview/pr-226/chapters/conciseness.docx
+++ b/pr-preview/pr-226/chapters/conciseness.docx
@@ -15,7 +15,7 @@
         <w:pStyle w:val="Date"/>
       </w:pPr>
       <w:r>
-        <w:t xml:space="preserve">Last modified: 2026-10-16 04:17:41 (PDT)</w:t>
+        <w:t xml:space="preserve">Last modified: 2026-10-16 04:45:33 (PDT)</w:t>
       </w:r>
     </w:p>
     <w:tbl>
@@ -1037,13 +1037,76 @@
       </w:r>
     </w:p>
     <w:bookmarkEnd w:id="16"/>
-    <w:bookmarkStart w:id="17" w:name="lead-with-the-subject"/>
+    <w:bookmarkStart w:id="18" w:name="write-about-the-ideas-not-the-document"/>
     <w:p>
       <w:pPr>
         <w:pStyle w:val="Heading2"/>
       </w:pPr>
       <w:r>
-        <w:t xml:space="preserve">4 Lead with the subject</w:t>
+        <w:t xml:space="preserve">4 Write about the ideas, not the document</w:t>
+      </w:r>
+    </w:p>
+    <w:p>
+      <w:pPr>
+        <w:pStyle w:val="FirstParagraph"/>
+      </w:pPr>
+      <w:r>
+        <w:t xml:space="preserve">A sentence about which part of the document holds a definition adds no content.</w:t>
+      </w:r>
+      <w:r>
+        <w:t xml:space="preserve"> </w:t>
+      </w:r>
+      <w:r>
+        <w:t xml:space="preserve">State the idea and link the term, as</w:t>
+      </w:r>
+      <w:r>
+        <w:t xml:space="preserve"> </w:t>
+      </w:r>
+      <w:hyperlink r:id="rId17">
+        <w:r>
+          <w:rPr>
+            <w:rStyle w:val="Hyperlink"/>
+          </w:rPr>
+          <w:t xml:space="preserve">Talk about the ideas, not the notes</w:t>
+        </w:r>
+      </w:hyperlink>
+      <w:r>
+        <w:t xml:space="preserve"> </w:t>
+      </w:r>
+      <w:r>
+        <w:t xml:space="preserve">explains.</w:t>
+      </w:r>
+      <w:r>
+        <w:t xml:space="preserve"> </w:t>
+      </w:r>
+      <w:r>
+        <w:t xml:space="preserve">The ✅ example below omits the link only because this guide has no page for the term.</w:t>
+      </w:r>
+    </w:p>
+    <w:p>
+      <w:pPr>
+        <w:pStyle w:val="BlockText"/>
+      </w:pPr>
+      <w:r>
+        <w:t xml:space="preserve">❌ The statistics notes define the training error as the average loss on the fitted data.</w:t>
+      </w:r>
+    </w:p>
+    <w:p>
+      <w:pPr>
+        <w:pStyle w:val="BlockText"/>
+      </w:pPr>
+      <w:r>
+        <w:t xml:space="preserve">✅ The training error is the average loss on the data used to fit the model.</w:t>
+      </w:r>
+    </w:p>
+    <w:bookmarkEnd w:id="18"/>
+    <w:bookmarkStart w:id="19" w:name="lead-with-the-subject"/>
+    <w:p>
+      <w:pPr>
+        <w:pStyle w:val="Heading2"/>
+      </w:pPr>
+      <w:r>
+        <w:t xml:space="preserve">5 Lead with the subject</w:t>
       </w:r>
     </w:p>
     <w:p>
@@ -1168,14 +1231,14 @@
         <w:t xml:space="preserve">.</w:t>
       </w:r>
     </w:p>
-    <w:bookmarkEnd w:id="17"/>
-    <w:bookmarkStart w:id="19" w:name="limit-complex-sentence-structures"/>
+    <w:bookmarkEnd w:id="19"/>
+    <w:bookmarkStart w:id="21" w:name="limit-complex-sentence-structures"/>
     <w:p>
       <w:pPr>
         <w:pStyle w:val="Heading2"/>
       </w:pPr>
       <w:r>
-        <w:t xml:space="preserve">5 Limit complex sentence structures</w:t>
+        <w:t xml:space="preserve">6 Limit complex sentence structures</w:t>
       </w:r>
     </w:p>
     <w:p>
@@ -1278,7 +1341,7 @@
         <w:t xml:space="preserve">each carrying one main idea.</w:t>
       </w:r>
     </w:p>
-    <w:bookmarkStart w:id="18" w:name="exm-nested-clauses"/>
+    <w:bookmarkStart w:id="20" w:name="exm-nested-clauses"/>
     <w:p>
       <w:pPr>
         <w:pStyle w:val="BodyText"/>
@@ -1339,15 +1402,15 @@
         <w:t xml:space="preserve">so the reader can absorb each idea before moving on.</w:t>
       </w:r>
     </w:p>
-    <w:bookmarkEnd w:id="18"/>
-    <w:bookmarkEnd w:id="19"/>
-    <w:bookmarkStart w:id="21" w:name="X831e99641ea6e3d916f49fb78be48dc576ff061"/>
+    <w:bookmarkEnd w:id="20"/>
+    <w:bookmarkEnd w:id="21"/>
+    <w:bookmarkStart w:id="23" w:name="X831e99641ea6e3d916f49fb78be48dc576ff061"/>
     <w:p>
       <w:pPr>
         <w:pStyle w:val="Heading2"/>
       </w:pPr>
       <w:r>
-        <w:t xml:space="preserve">6 Do not rule out readings no reader would make</w:t>
+        <w:t xml:space="preserve">7 Do not rule out readings no reader would make</w:t>
       </w:r>
     </w:p>
     <w:p>
@@ -1388,7 +1451,7 @@
         <w:t xml:space="preserve">and can plant the confusion it was meant to prevent.</w:t>
       </w:r>
     </w:p>
-    <w:bookmarkStart w:id="20" w:name="exm-gratuitous-disclaimer"/>
+    <w:bookmarkStart w:id="22" w:name="exm-gratuitous-disclaimer"/>
     <w:p>
       <w:pPr>
         <w:pStyle w:val="BodyText"/>
@@ -1473,7 +1536,7 @@
         <w:t xml:space="preserve">that the reader would not otherwise have considered.</w:t>
       </w:r>
     </w:p>
-    <w:bookmarkEnd w:id="20"/>
+    <w:bookmarkEnd w:id="22"/>
     <w:p>
       <w:pPr>
         <w:pStyle w:val="BodyText"/>
@@ -1544,14 +1607,14 @@
         <w:t xml:space="preserve">a report for clinicians might.</w:t>
       </w:r>
     </w:p>
-    <w:bookmarkEnd w:id="21"/>
-    <w:bookmarkStart w:id="23" w:name="avoid-double-negatives"/>
+    <w:bookmarkEnd w:id="23"/>
+    <w:bookmarkStart w:id="25" w:name="avoid-double-negatives"/>
     <w:p>
       <w:pPr>
         <w:pStyle w:val="Heading2"/>
       </w:pPr>
       <w:r>
-        <w:t xml:space="preserve">7 Avoid double negatives</w:t>
+        <w:t xml:space="preserve">8 Avoid double negatives</w:t>
       </w:r>
     </w:p>
     <w:p>
@@ -1662,7 +1725,7 @@
         <w:t xml:space="preserve">and it is the standard wording for a test result.</w:t>
       </w:r>
     </w:p>
-    <w:bookmarkStart w:id="22" w:name="exm-double-negative"/>
+    <w:bookmarkStart w:id="24" w:name="exm-double-negative"/>
     <w:p>
       <w:pPr>
         <w:pStyle w:val="BodyText"/>
@@ -1752,15 +1815,15 @@
         <w:t xml:space="preserve">Choose the one you mean.</w:t>
       </w:r>
     </w:p>
-    <w:bookmarkEnd w:id="22"/>
-    <w:bookmarkEnd w:id="23"/>
-    <w:bookmarkStart w:id="26" w:name="Xa757197b9b942a803dc05820332a104a8aaeee4"/>
+    <w:bookmarkEnd w:id="24"/>
+    <w:bookmarkEnd w:id="25"/>
+    <w:bookmarkStart w:id="28" w:name="Xa757197b9b942a803dc05820332a104a8aaeee4"/>
     <w:p>
       <w:pPr>
         <w:pStyle w:val="Heading2"/>
       </w:pPr>
       <w:r>
-        <w:t xml:space="preserve">8 Write about the subject, not about the text</w:t>
+        <w:t xml:space="preserve">9 Write about the subject, not about the text</w:t>
       </w:r>
     </w:p>
     <w:p>
@@ -1835,7 +1898,7 @@
       <w:r>
         <w:t xml:space="preserve"> </w:t>
       </w:r>
-      <w:hyperlink r:id="rId24">
+      <w:hyperlink r:id="rId26">
         <w:r>
           <w:rPr>
             <w:rStyle w:val="Hyperlink"/>
@@ -1859,7 +1922,7 @@
         <w:t xml:space="preserve">.</w:t>
       </w:r>
     </w:p>
-    <w:bookmarkStart w:id="25" w:name="exm-self-referential"/>
+    <w:bookmarkStart w:id="27" w:name="exm-self-referential"/>
     <w:p>
       <w:pPr>
         <w:pStyle w:val="BodyText"/>
@@ -1958,15 +2021,15 @@
         <w:t xml:space="preserve">instead of saying that it changes something.</w:t>
       </w:r>
     </w:p>
-    <w:bookmarkEnd w:id="25"/>
-    <w:bookmarkEnd w:id="26"/>
-    <w:bookmarkStart w:id="28" w:name="do-not-overexplain"/>
+    <w:bookmarkEnd w:id="27"/>
+    <w:bookmarkEnd w:id="28"/>
+    <w:bookmarkStart w:id="30" w:name="do-not-overexplain"/>
     <w:p>
       <w:pPr>
         <w:pStyle w:val="Heading2"/>
       </w:pPr>
       <w:r>
-        <w:t xml:space="preserve">9 Do not overexplain</w:t>
+        <w:t xml:space="preserve">10 Do not overexplain</w:t>
       </w:r>
     </w:p>
     <w:p>
@@ -1983,7 +2046,7 @@
         <w:t xml:space="preserve">Cut a qualifier, a restatement or a reason that the words before it already imply.</w:t>
       </w:r>
     </w:p>
-    <w:bookmarkStart w:id="27" w:name="exm-overexplain"/>
+    <w:bookmarkStart w:id="29" w:name="exm-overexplain"/>
     <w:p>
       <w:pPr>
         <w:pStyle w:val="BodyText"/>
@@ -2044,15 +2107,15 @@
         <w:t xml:space="preserve">The second is complete.</w:t>
       </w:r>
     </w:p>
-    <w:bookmarkEnd w:id="27"/>
-    <w:bookmarkEnd w:id="28"/>
-    <w:bookmarkStart w:id="35" w:name="put-lists-in-bullet-points"/>
+    <w:bookmarkEnd w:id="29"/>
+    <w:bookmarkEnd w:id="30"/>
+    <w:bookmarkStart w:id="37" w:name="put-lists-in-bullet-points"/>
     <w:p>
       <w:pPr>
         <w:pStyle w:val="Heading2"/>
       </w:pPr>
       <w:r>
-        <w:t xml:space="preserve">10 Put lists in bullet points</w:t>
+        <w:t xml:space="preserve">11 Put lists in bullet points</w:t>
       </w:r>
     </w:p>
     <w:p>
@@ -2240,7 +2303,7 @@
         <w:t xml:space="preserve">.</w:t>
       </w:r>
     </w:p>
-    <w:bookmarkStart w:id="29" w:name="exm-bullet-lists"/>
+    <w:bookmarkStart w:id="31" w:name="exm-bullet-lists"/>
     <w:p>
       <w:pPr>
         <w:pStyle w:val="FirstParagraph"/>
@@ -2325,8 +2388,8 @@
         <w:t xml:space="preserve">so the reader sees at a glance that there are three.</w:t>
       </w:r>
     </w:p>
-    <w:bookmarkEnd w:id="29"/>
-    <w:bookmarkStart w:id="33" w:name="exm-resource-lists"/>
+    <w:bookmarkEnd w:id="31"/>
+    <w:bookmarkStart w:id="35" w:name="exm-resource-lists"/>
     <w:p>
       <w:pPr>
         <w:pStyle w:val="BodyText"/>
@@ -2355,7 +2418,7 @@
       <w:r>
         <w:t xml:space="preserve"> </w:t>
       </w:r>
-      <w:hyperlink r:id="rId30">
+      <w:hyperlink r:id="rId32">
         <w:r>
           <w:rPr>
             <w:rStyle w:val="Hyperlink"/>
@@ -2369,7 +2432,7 @@
       <w:r>
         <w:t xml:space="preserve"> </w:t>
       </w:r>
-      <w:hyperlink r:id="rId31">
+      <w:hyperlink r:id="rId33">
         <w:r>
           <w:rPr>
             <w:rStyle w:val="Hyperlink"/>
@@ -2403,7 +2466,7 @@
       <w:r>
         <w:t xml:space="preserve"> </w:t>
       </w:r>
-      <w:hyperlink r:id="rId30">
+      <w:hyperlink r:id="rId32">
         <w:r>
           <w:rPr>
             <w:rStyle w:val="Hyperlink"/>
@@ -2429,7 +2492,7 @@
       <w:r>
         <w:t xml:space="preserve"> </w:t>
       </w:r>
-      <w:hyperlink r:id="rId31">
+      <w:hyperlink r:id="rId33">
         <w:r>
           <w:rPr>
             <w:rStyle w:val="Hyperlink"/>
@@ -2451,7 +2514,7 @@
       <w:r>
         <w:t xml:space="preserve"> </w:t>
       </w:r>
-      <w:hyperlink r:id="rId32">
+      <w:hyperlink r:id="rId34">
         <w:r>
           <w:rPr>
             <w:rStyle w:val="Hyperlink"/>
@@ -2475,8 +2538,8 @@
         <w:t xml:space="preserve">so the reader can pick one without parsing the paragraph.</w:t>
       </w:r>
     </w:p>
-    <w:bookmarkEnd w:id="33"/>
-    <w:bookmarkStart w:id="34" w:name="exm-numbered-lists"/>
+    <w:bookmarkEnd w:id="35"/>
+    <w:bookmarkStart w:id="36" w:name="exm-numbered-lists"/>
     <w:p>
       <w:pPr>
         <w:pStyle w:val="BodyText"/>
@@ -2583,15 +2646,15 @@
         <w:t xml:space="preserve">and the loop condition moves into the introducing sentence.</w:t>
       </w:r>
     </w:p>
-    <w:bookmarkEnd w:id="34"/>
-    <w:bookmarkEnd w:id="35"/>
-    <w:bookmarkStart w:id="43" w:name="examples-of-concise-writing"/>
+    <w:bookmarkEnd w:id="36"/>
+    <w:bookmarkEnd w:id="37"/>
+    <w:bookmarkStart w:id="45" w:name="examples-of-concise-writing"/>
     <w:p>
       <w:pPr>
         <w:pStyle w:val="Heading2"/>
       </w:pPr>
       <w:r>
-        <w:t xml:space="preserve">11 Examples of concise writing</w:t>
+        <w:t xml:space="preserve">12 Examples of concise writing</w:t>
       </w:r>
     </w:p>
     <w:p>
@@ -2682,8 +2745,8 @@
         <w:t xml:space="preserve">.</w:t>
       </w:r>
     </w:p>
-    <w:bookmarkStart w:id="42" w:name="refs"/>
-    <w:bookmarkStart w:id="37" w:name="ref-strunk1920elements"/>
+    <w:bookmarkStart w:id="44" w:name="refs"/>
+    <w:bookmarkStart w:id="39" w:name="ref-strunk1920elements"/>
     <w:p>
       <w:pPr>
         <w:pStyle w:val="Bibliography"/>
@@ -2707,7 +2770,7 @@
       <w:r>
         <w:t xml:space="preserve"> </w:t>
       </w:r>
-      <w:hyperlink r:id="rId36">
+      <w:hyperlink r:id="rId38">
         <w:r>
           <w:rPr>
             <w:rStyle w:val="Hyperlink"/>
@@ -2719,8 +2782,8 @@
         <w:t xml:space="preserve">.</w:t>
       </w:r>
     </w:p>
-    <w:bookmarkEnd w:id="37"/>
-    <w:bookmarkStart w:id="39" w:name="ref-hemingway_style"/>
+    <w:bookmarkEnd w:id="39"/>
+    <w:bookmarkStart w:id="41" w:name="ref-hemingway_style"/>
     <w:p>
       <w:pPr>
         <w:pStyle w:val="Bibliography"/>
@@ -2779,7 +2842,7 @@
       <w:r>
         <w:t xml:space="preserve"> </w:t>
       </w:r>
-      <w:hyperlink r:id="rId38">
+      <w:hyperlink r:id="rId40">
         <w:r>
           <w:rPr>
             <w:rStyle w:val="Hyperlink"/>
@@ -2791,8 +2854,8 @@
         <w:t xml:space="preserve">.</w:t>
       </w:r>
     </w:p>
-    <w:bookmarkEnd w:id="39"/>
-    <w:bookmarkStart w:id="41" w:name="ref-caesar_gallic"/>
+    <w:bookmarkEnd w:id="41"/>
+    <w:bookmarkStart w:id="43" w:name="ref-caesar_gallic"/>
     <w:p>
       <w:pPr>
         <w:pStyle w:val="Bibliography"/>
@@ -2851,7 +2914,7 @@
       <w:r>
         <w:t xml:space="preserve"> </w:t>
       </w:r>
-      <w:hyperlink r:id="rId40">
+      <w:hyperlink r:id="rId42">
         <w:r>
           <w:rPr>
             <w:rStyle w:val="Hyperlink"/>
@@ -2863,9 +2926,9 @@
         <w:t xml:space="preserve">.</w:t>
       </w:r>
     </w:p>
-    <w:bookmarkEnd w:id="41"/>
-    <w:bookmarkEnd w:id="42"/>
     <w:bookmarkEnd w:id="43"/>
+    <w:bookmarkEnd w:id="44"/>
+    <w:bookmarkEnd w:id="45"/>
     <w:sectPr>
       <w:footnotePr>
         <w:numRestart w:val="eachSect"/>

--- a/pr-preview/pr-226/chapters/conciseness.docx
+++ b/pr-preview/pr-226/chapters/conciseness.docx
@@ -15,7 +15,7 @@
         <w:pStyle w:val="Date"/>
       </w:pPr>
       <w:r>
-        <w:t xml:space="preserve">Last modified: 2026-10-16 04:45:33 (PDT)</w:t>
+        <w:t xml:space="preserve">Last modified: 2026-10-16 04:53:15 (PDT)</w:t>
       </w:r>
     </w:p>
     <w:tbl>

--- a/pr-preview/pr-226/chapters/conciseness.docx
+++ b/pr-preview/pr-226/chapters/conciseness.docx
@@ -15,7 +15,7 @@
         <w:pStyle w:val="Date"/>
       </w:pPr>
       <w:r>
-        <w:t xml:space="preserve">Last modified: 2026-10-16 04:53:15 (PDT)</w:t>
+        <w:t xml:space="preserve">Last modified: 2026-10-16 05:00:23 (PDT)</w:t>
       </w:r>
     </w:p>
     <w:tbl>
